--- a/common/reference.docx
+++ b/common/reference.docx
@@ -3360,6 +3360,61 @@
       <w:spacing w:before="360"/>
     </w:pPr>
   </w:style>
+  <w:style w:type="paragraph" w:customStyle="1" w:styleId="Title">
+    <w:name w:val="Title"/>
+    <w:basedOn w:val="Normal"/>
+    <w:next w:val="Author"/>
+    <w:qFormat/>
+    <w:pPr>
+      <w:spacing w:after="120" w:line="360" w:lineRule="auto"/>
+    </w:pPr>
+    <w:rPr>
+      <w:b/>
+      <w:sz w:val="28"/>
+    </w:rPr>
+  </w:style>
+  <w:style w:type="paragraph" w:customStyle="1" w:styleId="Author">
+    <w:name w:val="Author"/>
+    <w:basedOn w:val="Normal"/>
+    <w:next w:val="Normal"/>
+    <w:qFormat/>
+    <w:pPr>
+      <w:spacing w:before="240" w:line="360" w:lineRule="auto"/>
+    </w:pPr>
+    <w:rPr>
+      <w:sz w:val="28"/>
+    </w:rPr>
+  </w:style>
+  <w:style w:type="paragraph" w:customStyle="1" w:styleId="BlockText">
+    <w:name w:val="Block Text"/>
+    <w:basedOn w:val="Normal"/>
+    <w:qFormat/>
+    <w:pPr>
+      <w:tabs>
+        <w:tab w:val="left" w:pos="1077"/>
+        <w:tab w:val="left" w:pos="1440"/>
+        <w:tab w:val="left" w:pos="1797"/>
+        <w:tab w:val="left" w:pos="2155"/>
+        <w:tab w:val="left" w:pos="2512"/>
+      </w:tabs>
+      <w:spacing w:before="240" w:after="360" w:line="360" w:lineRule="auto"/>
+      <w:ind w:left="709" w:right="425"/>
+      <w:contextualSpacing/>
+    </w:pPr>
+    <w:rPr>
+      <w:sz w:val="22"/>
+    </w:rPr>
+  </w:style>
+  <w:style w:type="paragraph" w:customStyle="1" w:styleId="Bibliography">
+    <w:name w:val="Bibliography"/>
+    <w:basedOn w:val="Normal"/>
+    <w:qFormat/>
+    <w:pPr>
+      <w:spacing w:before="120" w:line="360" w:lineRule="auto"/>
+      <w:ind w:left="720" w:hanging="720"/>
+      <w:contextualSpacing/>
+    </w:pPr>
+  </w:style>
 </w:styles>
 </file>
 
